--- a/Documentation/03-Project_Objective_Data_Timeline_2025_4_18.docx
+++ b/Documentation/03-Project_Objective_Data_Timeline_2025_4_18.docx
@@ -950,8 +950,18 @@
                 <w:bCs/>
                 <w:sz w:val="14"/>
                 <w:szCs w:val="14"/>
-              </w:rPr>
-              <w:t>- Refine clustering and regression models- Develop final visualizations (bar charts, heatmaps, geospatial overlays)- Draft final report and prepare presentation</w:t>
+                <w:highlight w:val="green"/>
+              </w:rPr>
+              <w:t>- Refine clustering and regression models- Develop final visualizations (bar charts, heatmaps, geospatial overlays)-</w:t>
+            </w:r>
+            <w:r>
+              <w:rPr>
+                <w:b/>
+                <w:bCs/>
+                <w:sz w:val="14"/>
+                <w:szCs w:val="14"/>
+              </w:rPr>
+              <w:t xml:space="preserve"> Draft final report and prepare presentation</w:t>
             </w:r>
           </w:p>
         </w:tc>
@@ -979,6 +989,7 @@
                 <w:bCs/>
                 <w:sz w:val="14"/>
                 <w:szCs w:val="14"/>
+                <w:highlight w:val="green"/>
               </w:rPr>
               <w:t>Finalize models and visuals; compile and communicate insights, trends, and neighborhood-specific recommendations</w:t>
             </w:r>
@@ -1008,8 +1019,18 @@
                 <w:bCs/>
                 <w:sz w:val="14"/>
                 <w:szCs w:val="14"/>
-              </w:rPr>
-              <w:t>Modeling outputs; visualization tools; reporting templates and presentation software</w:t>
+                <w:highlight w:val="green"/>
+              </w:rPr>
+              <w:t>Modeling outputs; visualization tools;</w:t>
+            </w:r>
+            <w:r>
+              <w:rPr>
+                <w:b/>
+                <w:bCs/>
+                <w:sz w:val="14"/>
+                <w:szCs w:val="14"/>
+              </w:rPr>
+              <w:t xml:space="preserve"> reporting templates and presentation software</w:t>
             </w:r>
           </w:p>
         </w:tc>
@@ -1029,6 +1050,26 @@
                 <w:szCs w:val="14"/>
               </w:rPr>
             </w:pPr>
+            <w:proofErr w:type="spellStart"/>
+            <w:r>
+              <w:rPr>
+                <w:b/>
+                <w:bCs/>
+                <w:sz w:val="14"/>
+                <w:szCs w:val="14"/>
+              </w:rPr>
+              <w:t>AirQuality_Clustering_Regression_Map_NYC</w:t>
+            </w:r>
+            <w:proofErr w:type="spellEnd"/>
+            <w:r>
+              <w:rPr>
+                <w:b/>
+                <w:bCs/>
+                <w:sz w:val="14"/>
+                <w:szCs w:val="14"/>
+              </w:rPr>
+              <w:t>**</w:t>
+            </w:r>
           </w:p>
         </w:tc>
       </w:tr>
